--- a/test/fixtures/files/sections.docx
+++ b/test/fixtures/files/sections.docx
@@ -1,6 +1,6 @@
 
 <file path=word/document.xml><?xml version="1.0" encoding="utf-8"?>
-<w:document xmlns:wpc="http://schemas.microsoft.com/office/word/2010/wordprocessingCanvas" xmlns:cx="http://schemas.microsoft.com/office/drawing/2014/chartex" xmlns:cx1="http://schemas.microsoft.com/office/drawing/2015/9/8/chartex" xmlns:cx2="http://schemas.microsoft.com/office/drawing/2015/10/21/chartex" xmlns:cx3="http://schemas.microsoft.com/office/drawing/2016/5/9/chartex" xmlns:cx4="http://schemas.microsoft.com/office/drawing/2016/5/10/chartex" xmlns:cx5="http://schemas.microsoft.com/office/drawing/2016/5/11/chartex" xmlns:cx6="http://schemas.microsoft.com/office/drawing/2016/5/12/chartex" xmlns:cx7="http://schemas.microsoft.com/office/drawing/2016/5/13/chartex" xmlns:cx8="http://schemas.microsoft.com/office/drawing/2016/5/14/chartex" xmlns:mc="http://schemas.openxmlformats.org/markup-compatibility/2006" xmlns:aink="http://schemas.microsoft.com/office/drawing/2016/ink" xmlns:am3d="http://schemas.microsoft.com/office/drawing/2017/model3d" xmlns:o="urn:schemas-microsoft-com:office:office" xmlns:oel="http://schemas.microsoft.com/office/2019/extlst" xmlns:r="http://schemas.openxmlformats.org/officeDocument/2006/relationships" xmlns:m="http://schemas.openxmlformats.org/officeDocument/2006/math" xmlns:v="urn:schemas-microsoft-com:vml" xmlns:wp14="http://schemas.microsoft.com/office/word/2010/wordprocessingDrawing" xmlns:wp="http://schemas.openxmlformats.org/drawingml/2006/wordprocessingDrawing" xmlns:w10="urn:schemas-microsoft-com:office:word" xmlns:w="http://schemas.openxmlformats.org/wordprocessingml/2006/main" xmlns:w14="http://schemas.microsoft.com/office/word/2010/wordml" xmlns:w15="http://schemas.microsoft.com/office/word/2012/wordml" xmlns:w16cex="http://schemas.microsoft.com/office/word/2018/wordml/cex" xmlns:w16cid="http://schemas.microsoft.com/office/word/2016/wordml/cid" xmlns:w16="http://schemas.microsoft.com/office/word/2018/wordml" xmlns:w16sdtdh="http://schemas.microsoft.com/office/word/2020/wordml/sdtdatahash" xmlns:w16se="http://schemas.microsoft.com/office/word/2015/wordml/symex" xmlns:wpg="http://schemas.microsoft.com/office/word/2010/wordprocessingGroup" xmlns:wpi="http://schemas.microsoft.com/office/word/2010/wordprocessingInk" xmlns:wne="http://schemas.microsoft.com/office/word/2006/wordml" xmlns:wps="http://schemas.microsoft.com/office/word/2010/wordprocessingShape" mc:Ignorable="w14 w15 w16se w16cid w16 w16cex w16sdtdh wp14">
+<w:document xmlns:wpc="http://schemas.microsoft.com/office/word/2010/wordprocessingCanvas" xmlns:cx="http://schemas.microsoft.com/office/drawing/2014/chartex" xmlns:cx1="http://schemas.microsoft.com/office/drawing/2015/9/8/chartex" xmlns:cx2="http://schemas.microsoft.com/office/drawing/2015/10/21/chartex" xmlns:cx3="http://schemas.microsoft.com/office/drawing/2016/5/9/chartex" xmlns:cx4="http://schemas.microsoft.com/office/drawing/2016/5/10/chartex" xmlns:cx5="http://schemas.microsoft.com/office/drawing/2016/5/11/chartex" xmlns:cx6="http://schemas.microsoft.com/office/drawing/2016/5/12/chartex" xmlns:cx7="http://schemas.microsoft.com/office/drawing/2016/5/13/chartex" xmlns:cx8="http://schemas.microsoft.com/office/drawing/2016/5/14/chartex" xmlns:mc="http://schemas.openxmlformats.org/markup-compatibility/2006" xmlns:aink="http://schemas.microsoft.com/office/drawing/2016/ink" xmlns:am3d="http://schemas.microsoft.com/office/drawing/2017/model3d" xmlns:o="urn:schemas-microsoft-com:office:office" xmlns:oel="http://schemas.microsoft.com/office/2019/extlst" xmlns:r="http://schemas.openxmlformats.org/officeDocument/2006/relationships" xmlns:m="http://schemas.openxmlformats.org/officeDocument/2006/math" xmlns:v="urn:schemas-microsoft-com:vml" xmlns:wp14="http://schemas.microsoft.com/office/word/2010/wordprocessingDrawing" xmlns:wp="http://schemas.openxmlformats.org/drawingml/2006/wordprocessingDrawing" xmlns:w10="urn:schemas-microsoft-com:office:word" xmlns:w="http://schemas.openxmlformats.org/wordprocessingml/2006/main" xmlns:w14="http://schemas.microsoft.com/office/word/2010/wordml" xmlns:w15="http://schemas.microsoft.com/office/word/2012/wordml" xmlns:w16cex="http://schemas.microsoft.com/office/word/2018/wordml/cex" xmlns:w16cid="http://schemas.microsoft.com/office/word/2016/wordml/cid" xmlns:w16="http://schemas.microsoft.com/office/word/2018/wordml" xmlns:w16du="http://schemas.microsoft.com/office/word/2023/wordml/word16du" xmlns:w16sdtdh="http://schemas.microsoft.com/office/word/2020/wordml/sdtdatahash" xmlns:w16se="http://schemas.microsoft.com/office/word/2015/wordml/symex" xmlns:wpg="http://schemas.microsoft.com/office/word/2010/wordprocessingGroup" xmlns:wpi="http://schemas.microsoft.com/office/word/2010/wordprocessingInk" xmlns:wne="http://schemas.microsoft.com/office/word/2006/wordml" xmlns:wps="http://schemas.microsoft.com/office/word/2010/wordprocessingShape" mc:Ignorable="w14 w15 w16se w16cid w16 w16cex w16sdtdh w16du wp14">
   <w:body>
     <w:p>
       <w:pPr>
@@ -19,115 +19,26 @@
       <w:pPr>
         <w:pStyle w:val="dmList2"/>
       </w:pPr>
-      <w:bookmarkStart w:id="0" w:name="tgt2_1"/>
-      <w:bookmarkEnd w:id="0"/>
       <w:r>
-        <w:t>{^section: “1.1”, label: “One one</w:t>
+        <w:t>{^section: “1.1”, label: “One one”}</w:t>
+      </w:r>
+      <w:r>
+        <w:t xml:space="preserve">Party one, Party two </w:t>
+      </w:r>
+      <w:r>
+        <w:t>{/}{/}</w:t>
+      </w:r>
+    </w:p>
+    <w:p>
+      <w:pPr>
+        <w:pStyle w:val="dmList1"/>
+      </w:pPr>
+      <w:r>
+        <w:t>{^section: “2”, label: “Parent</w:t>
       </w:r>
       <w:proofErr w:type="gramStart"/>
       <w:r>
-        <w:t>”}</w:t>
-      </w:r>
-      <w:r>
-        <w:t>PARTY</w:t>
-      </w:r>
-      <w:proofErr w:type="gramEnd"/>
-      <w:r>
-        <w:t xml:space="preserve"> 1 and PARTY 2 were married </w:t>
-      </w:r>
-      <w:r>
-        <w:fldChar w:fldCharType="begin">
-          <w:ffData>
-            <w:name w:val="Text12"/>
-            <w:enabled/>
-            <w:calcOnExit w:val="0"/>
-            <w:textInput>
-              <w:default w:val="[began cohabiting ]"/>
-            </w:textInput>
-          </w:ffData>
-        </w:fldChar>
-      </w:r>
-      <w:r>
-        <w:instrText xml:space="preserve"> FORMTEXT </w:instrText>
-      </w:r>
-      <w:r>
-        <w:fldChar w:fldCharType="separate"/>
-      </w:r>
-      <w:r>
-        <w:rPr>
-          <w:noProof/>
-        </w:rPr>
-        <w:t>[began cohabiting ]</w:t>
-      </w:r>
-      <w:r>
-        <w:fldChar w:fldCharType="end"/>
-      </w:r>
-      <w:r>
-        <w:t>on INSERT D</w:t>
-      </w:r>
-      <w:bookmarkStart w:id="1" w:name="tgt2_8"/>
-      <w:bookmarkEnd w:id="1"/>
-      <w:r>
-        <w:t xml:space="preserve">ATE. </w:t>
-      </w:r>
-      <w:r>
-        <w:fldChar w:fldCharType="begin">
-          <w:ffData>
-            <w:name w:val="Text13"/>
-            <w:enabled/>
-            <w:calcOnExit w:val="0"/>
-            <w:textInput>
-              <w:default w:val="[They started living together before marriage on (date).]"/>
-            </w:textInput>
-          </w:ffData>
-        </w:fldChar>
-      </w:r>
-      <w:r>
-        <w:instrText xml:space="preserve"> FORMTEXT </w:instrText>
-      </w:r>
-      <w:r>
-        <w:fldChar w:fldCharType="separate"/>
-      </w:r>
-      <w:r>
-        <w:rPr>
-          <w:noProof/>
-        </w:rPr>
-        <w:t>[They started living together before marriage on (date).]</w:t>
-      </w:r>
-      <w:r>
-        <w:fldChar w:fldCharType="end"/>
-      </w:r>
-      <w:r>
-        <w:t>{</w:t>
-      </w:r>
-      <w:proofErr w:type="gramStart"/>
-      <w:r>
-        <w:t>/}{</w:t>
-      </w:r>
-      <w:proofErr w:type="gramEnd"/>
-      <w:r>
-        <w:t>/}</w:t>
-      </w:r>
-    </w:p>
-    <w:p>
-      <w:pPr>
-        <w:pStyle w:val="dmList1"/>
-      </w:pPr>
-      <w:r>
-        <w:t>{^section: “</w:t>
-      </w:r>
-      <w:r>
-        <w:t>2</w:t>
-      </w:r>
-      <w:r>
-        <w:t>”, label: “Parent</w:t>
-      </w:r>
-      <w:proofErr w:type="gramStart"/>
-      <w:r>
-        <w:t>”}</w:t>
-      </w:r>
-      <w:r>
-        <w:t>Foreground</w:t>
+        <w:t>”}Foreground</w:t>
       </w:r>
       <w:proofErr w:type="gramEnd"/>
     </w:p>
@@ -136,20 +47,11 @@
         <w:pStyle w:val="dmList2"/>
       </w:pPr>
       <w:r>
-        <w:t>{^section: “</w:t>
-      </w:r>
-      <w:r>
-        <w:t>2</w:t>
-      </w:r>
-      <w:r>
-        <w:t>.1”, label: “One one</w:t>
+        <w:t>{^section: “2.1”, label: “One one</w:t>
       </w:r>
       <w:proofErr w:type="gramStart"/>
       <w:r>
-        <w:t>”}</w:t>
-      </w:r>
-      <w:r>
-        <w:t>First</w:t>
+        <w:t>”}First</w:t>
       </w:r>
       <w:proofErr w:type="gramEnd"/>
       <w:r>
@@ -161,22 +63,7 @@
         <w:pStyle w:val="dmList2"/>
       </w:pPr>
       <w:r>
-        <w:t>{^section: “</w:t>
-      </w:r>
-      <w:r>
-        <w:t>2</w:t>
-      </w:r>
-      <w:r>
-        <w:t>.</w:t>
-      </w:r>
-      <w:r>
-        <w:t>2</w:t>
-      </w:r>
-      <w:r>
-        <w:t>”, label: “One one”}</w:t>
-      </w:r>
-      <w:r>
-        <w:t>Second{/}{/}</w:t>
+        <w:t>{^section: “2.2”, label: “One one”}Second{/}{/}</w:t>
       </w:r>
     </w:p>
     <w:p>
@@ -200,7 +87,7 @@
 </file>
 
 <file path=word/numbering.xml><?xml version="1.0" encoding="utf-8"?>
-<w:numbering xmlns:wpc="http://schemas.microsoft.com/office/word/2010/wordprocessingCanvas" xmlns:cx="http://schemas.microsoft.com/office/drawing/2014/chartex" xmlns:cx1="http://schemas.microsoft.com/office/drawing/2015/9/8/chartex" xmlns:cx2="http://schemas.microsoft.com/office/drawing/2015/10/21/chartex" xmlns:cx3="http://schemas.microsoft.com/office/drawing/2016/5/9/chartex" xmlns:cx4="http://schemas.microsoft.com/office/drawing/2016/5/10/chartex" xmlns:cx5="http://schemas.microsoft.com/office/drawing/2016/5/11/chartex" xmlns:cx6="http://schemas.microsoft.com/office/drawing/2016/5/12/chartex" xmlns:cx7="http://schemas.microsoft.com/office/drawing/2016/5/13/chartex" xmlns:cx8="http://schemas.microsoft.com/office/drawing/2016/5/14/chartex" xmlns:mc="http://schemas.openxmlformats.org/markup-compatibility/2006" xmlns:aink="http://schemas.microsoft.com/office/drawing/2016/ink" xmlns:am3d="http://schemas.microsoft.com/office/drawing/2017/model3d" xmlns:o="urn:schemas-microsoft-com:office:office" xmlns:oel="http://schemas.microsoft.com/office/2019/extlst" xmlns:r="http://schemas.openxmlformats.org/officeDocument/2006/relationships" xmlns:m="http://schemas.openxmlformats.org/officeDocument/2006/math" xmlns:v="urn:schemas-microsoft-com:vml" xmlns:wp14="http://schemas.microsoft.com/office/word/2010/wordprocessingDrawing" xmlns:wp="http://schemas.openxmlformats.org/drawingml/2006/wordprocessingDrawing" xmlns:w10="urn:schemas-microsoft-com:office:word" xmlns:w="http://schemas.openxmlformats.org/wordprocessingml/2006/main" xmlns:w14="http://schemas.microsoft.com/office/word/2010/wordml" xmlns:w15="http://schemas.microsoft.com/office/word/2012/wordml" xmlns:w16cex="http://schemas.microsoft.com/office/word/2018/wordml/cex" xmlns:w16cid="http://schemas.microsoft.com/office/word/2016/wordml/cid" xmlns:w16="http://schemas.microsoft.com/office/word/2018/wordml" xmlns:w16sdtdh="http://schemas.microsoft.com/office/word/2020/wordml/sdtdatahash" xmlns:w16se="http://schemas.microsoft.com/office/word/2015/wordml/symex" xmlns:wpg="http://schemas.microsoft.com/office/word/2010/wordprocessingGroup" xmlns:wpi="http://schemas.microsoft.com/office/word/2010/wordprocessingInk" xmlns:wne="http://schemas.microsoft.com/office/word/2006/wordml" xmlns:wps="http://schemas.microsoft.com/office/word/2010/wordprocessingShape" mc:Ignorable="w14 w15 w16se w16cid w16 w16cex w16sdtdh wp14">
+<w:numbering xmlns:wpc="http://schemas.microsoft.com/office/word/2010/wordprocessingCanvas" xmlns:cx="http://schemas.microsoft.com/office/drawing/2014/chartex" xmlns:cx1="http://schemas.microsoft.com/office/drawing/2015/9/8/chartex" xmlns:cx2="http://schemas.microsoft.com/office/drawing/2015/10/21/chartex" xmlns:cx3="http://schemas.microsoft.com/office/drawing/2016/5/9/chartex" xmlns:cx4="http://schemas.microsoft.com/office/drawing/2016/5/10/chartex" xmlns:cx5="http://schemas.microsoft.com/office/drawing/2016/5/11/chartex" xmlns:cx6="http://schemas.microsoft.com/office/drawing/2016/5/12/chartex" xmlns:cx7="http://schemas.microsoft.com/office/drawing/2016/5/13/chartex" xmlns:cx8="http://schemas.microsoft.com/office/drawing/2016/5/14/chartex" xmlns:mc="http://schemas.openxmlformats.org/markup-compatibility/2006" xmlns:aink="http://schemas.microsoft.com/office/drawing/2016/ink" xmlns:am3d="http://schemas.microsoft.com/office/drawing/2017/model3d" xmlns:o="urn:schemas-microsoft-com:office:office" xmlns:oel="http://schemas.microsoft.com/office/2019/extlst" xmlns:r="http://schemas.openxmlformats.org/officeDocument/2006/relationships" xmlns:m="http://schemas.openxmlformats.org/officeDocument/2006/math" xmlns:v="urn:schemas-microsoft-com:vml" xmlns:wp14="http://schemas.microsoft.com/office/word/2010/wordprocessingDrawing" xmlns:wp="http://schemas.openxmlformats.org/drawingml/2006/wordprocessingDrawing" xmlns:w10="urn:schemas-microsoft-com:office:word" xmlns:w="http://schemas.openxmlformats.org/wordprocessingml/2006/main" xmlns:w14="http://schemas.microsoft.com/office/word/2010/wordml" xmlns:w15="http://schemas.microsoft.com/office/word/2012/wordml" xmlns:w16cex="http://schemas.microsoft.com/office/word/2018/wordml/cex" xmlns:w16cid="http://schemas.microsoft.com/office/word/2016/wordml/cid" xmlns:w16="http://schemas.microsoft.com/office/word/2018/wordml" xmlns:w16du="http://schemas.microsoft.com/office/word/2023/wordml/word16du" xmlns:w16sdtdh="http://schemas.microsoft.com/office/word/2020/wordml/sdtdatahash" xmlns:w16se="http://schemas.microsoft.com/office/word/2015/wordml/symex" xmlns:wpg="http://schemas.microsoft.com/office/word/2010/wordprocessingGroup" xmlns:wpi="http://schemas.microsoft.com/office/word/2010/wordprocessingInk" xmlns:wne="http://schemas.microsoft.com/office/word/2006/wordml" xmlns:wps="http://schemas.microsoft.com/office/word/2010/wordprocessingShape" mc:Ignorable="w14 w15 w16se w16cid w16 w16cex w16sdtdh w16du wp14">
   <w:abstractNum w:abstractNumId="0" w15:restartNumberingAfterBreak="0">
     <w:nsid w:val="16877C5E"/>
     <w:multiLevelType w:val="multilevel"/>
@@ -319,7 +206,7 @@
 </file>
 
 <file path=word/styles.xml><?xml version="1.0" encoding="utf-8"?>
-<w:styles xmlns:mc="http://schemas.openxmlformats.org/markup-compatibility/2006" xmlns:r="http://schemas.openxmlformats.org/officeDocument/2006/relationships" xmlns:w="http://schemas.openxmlformats.org/wordprocessingml/2006/main" xmlns:w14="http://schemas.microsoft.com/office/word/2010/wordml" xmlns:w15="http://schemas.microsoft.com/office/word/2012/wordml" xmlns:w16cex="http://schemas.microsoft.com/office/word/2018/wordml/cex" xmlns:w16cid="http://schemas.microsoft.com/office/word/2016/wordml/cid" xmlns:w16="http://schemas.microsoft.com/office/word/2018/wordml" xmlns:w16sdtdh="http://schemas.microsoft.com/office/word/2020/wordml/sdtdatahash" xmlns:w16se="http://schemas.microsoft.com/office/word/2015/wordml/symex" mc:Ignorable="w14 w15 w16se w16cid w16 w16cex w16sdtdh">
+<w:styles xmlns:mc="http://schemas.openxmlformats.org/markup-compatibility/2006" xmlns:r="http://schemas.openxmlformats.org/officeDocument/2006/relationships" xmlns:w="http://schemas.openxmlformats.org/wordprocessingml/2006/main" xmlns:w14="http://schemas.microsoft.com/office/word/2010/wordml" xmlns:w15="http://schemas.microsoft.com/office/word/2012/wordml" xmlns:w16cex="http://schemas.microsoft.com/office/word/2018/wordml/cex" xmlns:w16cid="http://schemas.microsoft.com/office/word/2016/wordml/cid" xmlns:w16="http://schemas.microsoft.com/office/word/2018/wordml" xmlns:w16du="http://schemas.microsoft.com/office/word/2023/wordml/word16du" xmlns:w16sdtdh="http://schemas.microsoft.com/office/word/2020/wordml/sdtdatahash" xmlns:w16se="http://schemas.microsoft.com/office/word/2015/wordml/symex" mc:Ignorable="w14 w15 w16se w16cid w16 w16cex w16sdtdh w16du">
   <w:docDefaults>
     <w:rPrDefault>
       <w:rPr>
